--- a/reports/published/India_Trade_Master_Report_2026-07-19.docx
+++ b/reports/published/India_Trade_Master_Report_2026-07-19.docx
@@ -6509,6 +6509,1096 @@
       </w:pPr>
       <w:r>
         <w:t>Watch: chemicals PLI Cabinet approval, PLI Textiles cotton broadening, ACC GSSS re-tender, POSCO-JSW cash landing in FY27 FDI data, Semicon 2.0 approvals.</w:t>
+      </w:r>
+    </w:p>
+    <w:p>
+      <w:pPr>
+        <w:pStyle w:val="Heading2"/>
+      </w:pPr>
+      <w:r>
+        <w:t>Part 2b State Implementation IEM</w:t>
+      </w:r>
+    </w:p>
+    <w:p>
+      <w:pPr>
+        <w:pStyle w:val="Heading3"/>
+      </w:pPr>
+      <w:r>
+        <w:t>Note</w:t>
+      </w:r>
+    </w:p>
+    <w:p>
+      <w:r>
+        <w:t>State-wise IMPLEMENTED industrial investment, domestic + foreign combined (IEM Part B, DPIIT AR 2025-26 Appendix V), with intent-to-implementation conversion and FY26 FDI contrast. All-India 2021-2025: Rs 19,51,828cr across 4,859 implemented IEMs; top 3 states = 63.3%.</w:t>
+      </w:r>
+    </w:p>
+    <w:p>
+      <w:pPr>
+        <w:pStyle w:val="Heading3"/>
+      </w:pPr>
+      <w:r>
+        <w:t>Top States</w:t>
+      </w:r>
+    </w:p>
+    <w:tbl>
+      <w:tblPr>
+        <w:tblStyle w:val="LightGrid-Accent1"/>
+        <w:tblW w:type="auto" w:w="0"/>
+        <w:tblLook w:firstColumn="1" w:firstRow="1" w:lastColumn="0" w:lastRow="0" w:noHBand="0" w:noVBand="1" w:val="04A0"/>
+      </w:tblPr>
+      <w:tblGrid>
+        <w:gridCol w:w="1234"/>
+        <w:gridCol w:w="1234"/>
+        <w:gridCol w:w="1234"/>
+        <w:gridCol w:w="1234"/>
+        <w:gridCol w:w="1234"/>
+        <w:gridCol w:w="1234"/>
+        <w:gridCol w:w="1234"/>
+      </w:tblGrid>
+      <w:tr>
+        <w:tc>
+          <w:tcPr>
+            <w:tcW w:type="dxa" w:w="1234"/>
+          </w:tcPr>
+          <w:p>
+            <w:r>
+              <w:t>Rank</w:t>
+            </w:r>
+          </w:p>
+        </w:tc>
+        <w:tc>
+          <w:tcPr>
+            <w:tcW w:type="dxa" w:w="1234"/>
+          </w:tcPr>
+          <w:p>
+            <w:r>
+              <w:t>State</w:t>
+            </w:r>
+          </w:p>
+        </w:tc>
+        <w:tc>
+          <w:tcPr>
+            <w:tcW w:type="dxa" w:w="1234"/>
+          </w:tcPr>
+          <w:p>
+            <w:r>
+              <w:t>Implemented 2021 25 Rs Cr</w:t>
+            </w:r>
+          </w:p>
+        </w:tc>
+        <w:tc>
+          <w:tcPr>
+            <w:tcW w:type="dxa" w:w="1234"/>
+          </w:tcPr>
+          <w:p>
+            <w:r>
+              <w:t>Share Pct</w:t>
+            </w:r>
+          </w:p>
+        </w:tc>
+        <w:tc>
+          <w:tcPr>
+            <w:tcW w:type="dxa" w:w="1234"/>
+          </w:tcPr>
+          <w:p>
+            <w:r>
+              <w:t>A To B Conversion Pct</w:t>
+            </w:r>
+          </w:p>
+        </w:tc>
+        <w:tc>
+          <w:tcPr>
+            <w:tcW w:type="dxa" w:w="1234"/>
+          </w:tcPr>
+          <w:p>
+            <w:r>
+              <w:t>Fy26 FDI USD M</w:t>
+            </w:r>
+          </w:p>
+        </w:tc>
+        <w:tc>
+          <w:tcPr>
+            <w:tcW w:type="dxa" w:w="1234"/>
+          </w:tcPr>
+          <w:p>
+            <w:r>
+              <w:t>Read</w:t>
+            </w:r>
+          </w:p>
+        </w:tc>
+      </w:tr>
+      <w:tr>
+        <w:tc>
+          <w:tcPr>
+            <w:tcW w:type="dxa" w:w="1234"/>
+          </w:tcPr>
+          <w:p>
+            <w:r>
+              <w:t>1</w:t>
+            </w:r>
+          </w:p>
+        </w:tc>
+        <w:tc>
+          <w:tcPr>
+            <w:tcW w:type="dxa" w:w="1234"/>
+          </w:tcPr>
+          <w:p>
+            <w:r>
+              <w:t>Gujarat</w:t>
+            </w:r>
+          </w:p>
+        </w:tc>
+        <w:tc>
+          <w:tcPr>
+            <w:tcW w:type="dxa" w:w="1234"/>
+          </w:tcPr>
+          <w:p>
+            <w:r>
+              <w:t>660254</w:t>
+            </w:r>
+          </w:p>
+        </w:tc>
+        <w:tc>
+          <w:tcPr>
+            <w:tcW w:type="dxa" w:w="1234"/>
+          </w:tcPr>
+          <w:p>
+            <w:r>
+              <w:t>33.8</w:t>
+            </w:r>
+          </w:p>
+        </w:tc>
+        <w:tc>
+          <w:tcPr>
+            <w:tcW w:type="dxa" w:w="1234"/>
+          </w:tcPr>
+          <w:p>
+            <w:r>
+              <w:t>177.8</w:t>
+            </w:r>
+          </w:p>
+        </w:tc>
+        <w:tc>
+          <w:tcPr>
+            <w:tcW w:type="dxa" w:w="1234"/>
+          </w:tcPr>
+          <w:p>
+            <w:r>
+              <w:t>5713</w:t>
+            </w:r>
+          </w:p>
+        </w:tc>
+        <w:tc>
+          <w:tcPr>
+            <w:tcW w:type="dxa" w:w="1234"/>
+          </w:tcPr>
+          <w:p>
+            <w:r>
+              <w:t>Both engines; Rs 4.55 lakh cr in 2024-25 alone</w:t>
+            </w:r>
+          </w:p>
+        </w:tc>
+      </w:tr>
+      <w:tr>
+        <w:tc>
+          <w:tcPr>
+            <w:tcW w:type="dxa" w:w="1234"/>
+          </w:tcPr>
+          <w:p>
+            <w:r>
+              <w:t>2</w:t>
+            </w:r>
+          </w:p>
+        </w:tc>
+        <w:tc>
+          <w:tcPr>
+            <w:tcW w:type="dxa" w:w="1234"/>
+          </w:tcPr>
+          <w:p>
+            <w:r>
+              <w:t>Odisha</w:t>
+            </w:r>
+          </w:p>
+        </w:tc>
+        <w:tc>
+          <w:tcPr>
+            <w:tcW w:type="dxa" w:w="1234"/>
+          </w:tcPr>
+          <w:p>
+            <w:r>
+              <w:t>336487</w:t>
+            </w:r>
+          </w:p>
+        </w:tc>
+        <w:tc>
+          <w:tcPr>
+            <w:tcW w:type="dxa" w:w="1234"/>
+          </w:tcPr>
+          <w:p>
+            <w:r>
+              <w:t>17.2</w:t>
+            </w:r>
+          </w:p>
+        </w:tc>
+        <w:tc>
+          <w:tcPr>
+            <w:tcW w:type="dxa" w:w="1234"/>
+          </w:tcPr>
+          <w:p>
+            <w:r>
+              <w:t>60.1</w:t>
+            </w:r>
+          </w:p>
+        </w:tc>
+        <w:tc>
+          <w:tcPr>
+            <w:tcW w:type="dxa" w:w="1234"/>
+          </w:tcPr>
+          <w:p>
+            <w:r>
+              <w:t>84</w:t>
+            </w:r>
+          </w:p>
+        </w:tc>
+        <w:tc>
+          <w:tcPr>
+            <w:tcW w:type="dxa" w:w="1234"/>
+          </w:tcPr>
+          <w:p>
+            <w:r>
+              <w:t>#2 implementation, 0.14% of FDI -- the domestic-capital state quantified</w:t>
+            </w:r>
+          </w:p>
+        </w:tc>
+      </w:tr>
+      <w:tr>
+        <w:tc>
+          <w:tcPr>
+            <w:tcW w:type="dxa" w:w="1234"/>
+          </w:tcPr>
+          <w:p>
+            <w:r>
+              <w:t>3</w:t>
+            </w:r>
+          </w:p>
+        </w:tc>
+        <w:tc>
+          <w:tcPr>
+            <w:tcW w:type="dxa" w:w="1234"/>
+          </w:tcPr>
+          <w:p>
+            <w:r>
+              <w:t>Maharashtra</w:t>
+            </w:r>
+          </w:p>
+        </w:tc>
+        <w:tc>
+          <w:tcPr>
+            <w:tcW w:type="dxa" w:w="1234"/>
+          </w:tcPr>
+          <w:p>
+            <w:r>
+              <w:t>237988</w:t>
+            </w:r>
+          </w:p>
+        </w:tc>
+        <w:tc>
+          <w:tcPr>
+            <w:tcW w:type="dxa" w:w="1234"/>
+          </w:tcPr>
+          <w:p>
+            <w:r>
+              <w:t>12.2</w:t>
+            </w:r>
+          </w:p>
+        </w:tc>
+        <w:tc>
+          <w:tcPr>
+            <w:tcW w:type="dxa" w:w="1234"/>
+          </w:tcPr>
+          <w:p>
+            <w:r>
+              <w:t>34.9</w:t>
+            </w:r>
+          </w:p>
+        </w:tc>
+        <w:tc>
+          <w:tcPr>
+            <w:tcW w:type="dxa" w:w="1234"/>
+          </w:tcPr>
+          <w:p>
+            <w:r>
+              <w:t>18418</w:t>
+            </w:r>
+          </w:p>
+        </w:tc>
+        <w:tc>
+          <w:tcPr>
+            <w:tcW w:type="dxa" w:w="1234"/>
+          </w:tcPr>
+          <w:p>
+            <w:r>
+              <w:t>#3 implementation AND #1 FDI</w:t>
+            </w:r>
+          </w:p>
+        </w:tc>
+      </w:tr>
+      <w:tr>
+        <w:tc>
+          <w:tcPr>
+            <w:tcW w:type="dxa" w:w="1234"/>
+          </w:tcPr>
+          <w:p>
+            <w:r>
+              <w:t>4</w:t>
+            </w:r>
+          </w:p>
+        </w:tc>
+        <w:tc>
+          <w:tcPr>
+            <w:tcW w:type="dxa" w:w="1234"/>
+          </w:tcPr>
+          <w:p>
+            <w:r>
+              <w:t>Andhra Pradesh</w:t>
+            </w:r>
+          </w:p>
+        </w:tc>
+        <w:tc>
+          <w:tcPr>
+            <w:tcW w:type="dxa" w:w="1234"/>
+          </w:tcPr>
+          <w:p>
+            <w:r>
+              <w:t>140445</w:t>
+            </w:r>
+          </w:p>
+        </w:tc>
+        <w:tc>
+          <w:tcPr>
+            <w:tcW w:type="dxa" w:w="1234"/>
+          </w:tcPr>
+          <w:p>
+            <w:r>
+              <w:t>7.2</w:t>
+            </w:r>
+          </w:p>
+        </w:tc>
+        <w:tc>
+          <w:tcPr>
+            <w:tcW w:type="dxa" w:w="1234"/>
+          </w:tcPr>
+          <w:p>
+            <w:r>
+              <w:t>85.4</w:t>
+            </w:r>
+          </w:p>
+        </w:tc>
+        <w:tc>
+          <w:tcPr>
+            <w:tcW w:type="dxa" w:w="1234"/>
+          </w:tcPr>
+          <w:p>
+            <w:r>
+              <w:t>609</w:t>
+            </w:r>
+          </w:p>
+        </w:tc>
+        <w:tc>
+          <w:tcPr>
+            <w:tcW w:type="dxa" w:w="1234"/>
+          </w:tcPr>
+          <w:p>
+            <w:r>
+              <w:t>Domestic-led + selective Sri City FDI</w:t>
+            </w:r>
+          </w:p>
+        </w:tc>
+      </w:tr>
+      <w:tr>
+        <w:tc>
+          <w:tcPr>
+            <w:tcW w:type="dxa" w:w="1234"/>
+          </w:tcPr>
+          <w:p>
+            <w:r>
+              <w:t>5</w:t>
+            </w:r>
+          </w:p>
+        </w:tc>
+        <w:tc>
+          <w:tcPr>
+            <w:tcW w:type="dxa" w:w="1234"/>
+          </w:tcPr>
+          <w:p>
+            <w:r>
+              <w:t>Uttar Pradesh</w:t>
+            </w:r>
+          </w:p>
+        </w:tc>
+        <w:tc>
+          <w:tcPr>
+            <w:tcW w:type="dxa" w:w="1234"/>
+          </w:tcPr>
+          <w:p>
+            <w:r>
+              <w:t>73954</w:t>
+            </w:r>
+          </w:p>
+        </w:tc>
+        <w:tc>
+          <w:tcPr>
+            <w:tcW w:type="dxa" w:w="1234"/>
+          </w:tcPr>
+          <w:p>
+            <w:r>
+              <w:t>3.8</w:t>
+            </w:r>
+          </w:p>
+        </w:tc>
+        <w:tc>
+          <w:tcPr>
+            <w:tcW w:type="dxa" w:w="1234"/>
+          </w:tcPr>
+          <w:p>
+            <w:r/>
+          </w:p>
+        </w:tc>
+        <w:tc>
+          <w:tcPr>
+            <w:tcW w:type="dxa" w:w="1234"/>
+          </w:tcPr>
+          <w:p>
+            <w:r/>
+          </w:p>
+        </w:tc>
+        <w:tc>
+          <w:tcPr>
+            <w:tcW w:type="dxa" w:w="1234"/>
+          </w:tcPr>
+          <w:p>
+            <w:r>
+              <w:t>Noida cluster</w:t>
+            </w:r>
+          </w:p>
+        </w:tc>
+      </w:tr>
+      <w:tr>
+        <w:tc>
+          <w:tcPr>
+            <w:tcW w:type="dxa" w:w="1234"/>
+          </w:tcPr>
+          <w:p>
+            <w:r>
+              <w:t>9</w:t>
+            </w:r>
+          </w:p>
+        </w:tc>
+        <w:tc>
+          <w:tcPr>
+            <w:tcW w:type="dxa" w:w="1234"/>
+          </w:tcPr>
+          <w:p>
+            <w:r>
+              <w:t>Tamil Nadu</w:t>
+            </w:r>
+          </w:p>
+        </w:tc>
+        <w:tc>
+          <w:tcPr>
+            <w:tcW w:type="dxa" w:w="1234"/>
+          </w:tcPr>
+          <w:p>
+            <w:r>
+              <w:t>44627</w:t>
+            </w:r>
+          </w:p>
+        </w:tc>
+        <w:tc>
+          <w:tcPr>
+            <w:tcW w:type="dxa" w:w="1234"/>
+          </w:tcPr>
+          <w:p>
+            <w:r>
+              <w:t>2.3</w:t>
+            </w:r>
+          </w:p>
+        </w:tc>
+        <w:tc>
+          <w:tcPr>
+            <w:tcW w:type="dxa" w:w="1234"/>
+          </w:tcPr>
+          <w:p>
+            <w:r>
+              <w:t>49.3</w:t>
+            </w:r>
+          </w:p>
+        </w:tc>
+        <w:tc>
+          <w:tcPr>
+            <w:tcW w:type="dxa" w:w="1234"/>
+          </w:tcPr>
+          <w:p>
+            <w:r>
+              <w:t>4724</w:t>
+            </w:r>
+          </w:p>
+        </w:tc>
+        <w:tc>
+          <w:tcPr>
+            <w:tcW w:type="dxa" w:w="1234"/>
+          </w:tcPr>
+          <w:p>
+            <w:r>
+              <w:t>Auto cluster predates window</w:t>
+            </w:r>
+          </w:p>
+        </w:tc>
+      </w:tr>
+      <w:tr>
+        <w:tc>
+          <w:tcPr>
+            <w:tcW w:type="dxa" w:w="1234"/>
+          </w:tcPr>
+          <w:p>
+            <w:r>
+              <w:t>11</w:t>
+            </w:r>
+          </w:p>
+        </w:tc>
+        <w:tc>
+          <w:tcPr>
+            <w:tcW w:type="dxa" w:w="1234"/>
+          </w:tcPr>
+          <w:p>
+            <w:r>
+              <w:t>Karnataka</w:t>
+            </w:r>
+          </w:p>
+        </w:tc>
+        <w:tc>
+          <w:tcPr>
+            <w:tcW w:type="dxa" w:w="1234"/>
+          </w:tcPr>
+          <w:p>
+            <w:r>
+              <w:t>42463</w:t>
+            </w:r>
+          </w:p>
+        </w:tc>
+        <w:tc>
+          <w:tcPr>
+            <w:tcW w:type="dxa" w:w="1234"/>
+          </w:tcPr>
+          <w:p>
+            <w:r>
+              <w:t>2.2</w:t>
+            </w:r>
+          </w:p>
+        </w:tc>
+        <w:tc>
+          <w:tcPr>
+            <w:tcW w:type="dxa" w:w="1234"/>
+          </w:tcPr>
+          <w:p>
+            <w:r>
+              <w:t>21.3</w:t>
+            </w:r>
+          </w:p>
+        </w:tc>
+        <w:tc>
+          <w:tcPr>
+            <w:tcW w:type="dxa" w:w="1234"/>
+          </w:tcPr>
+          <w:p>
+            <w:r>
+              <w:t>12939</w:t>
+            </w:r>
+          </w:p>
+        </w:tc>
+        <w:tc>
+          <w:tcPr>
+            <w:tcW w:type="dxa" w:w="1234"/>
+          </w:tcPr>
+          <w:p>
+            <w:r>
+              <w:t>The inversion: 22% of FDI, 2.2% of implementation</w:t>
+            </w:r>
+          </w:p>
+        </w:tc>
+      </w:tr>
+      <w:tr>
+        <w:tc>
+          <w:tcPr>
+            <w:tcW w:type="dxa" w:w="1234"/>
+          </w:tcPr>
+          <w:p>
+            <w:r>
+              <w:t>14</w:t>
+            </w:r>
+          </w:p>
+        </w:tc>
+        <w:tc>
+          <w:tcPr>
+            <w:tcW w:type="dxa" w:w="1234"/>
+          </w:tcPr>
+          <w:p>
+            <w:r>
+              <w:t>Assam</w:t>
+            </w:r>
+          </w:p>
+        </w:tc>
+        <w:tc>
+          <w:tcPr>
+            <w:tcW w:type="dxa" w:w="1234"/>
+          </w:tcPr>
+          <w:p>
+            <w:r>
+              <w:t>22620</w:t>
+            </w:r>
+          </w:p>
+        </w:tc>
+        <w:tc>
+          <w:tcPr>
+            <w:tcW w:type="dxa" w:w="1234"/>
+          </w:tcPr>
+          <w:p>
+            <w:r>
+              <w:t>1.2</w:t>
+            </w:r>
+          </w:p>
+        </w:tc>
+        <w:tc>
+          <w:tcPr>
+            <w:tcW w:type="dxa" w:w="1234"/>
+          </w:tcPr>
+          <w:p>
+            <w:r>
+              <w:t>83.4</w:t>
+            </w:r>
+          </w:p>
+        </w:tc>
+        <w:tc>
+          <w:tcPr>
+            <w:tcW w:type="dxa" w:w="1234"/>
+          </w:tcPr>
+          <w:p>
+            <w:r>
+              <w:t>2.37</w:t>
+            </w:r>
+          </w:p>
+        </w:tc>
+        <w:tc>
+          <w:tcPr>
+            <w:tcW w:type="dxa" w:w="1234"/>
+          </w:tcPr>
+          <w:p>
+            <w:r>
+              <w:t>2023 Tata-era surge in IEM vs $2.37M FDI</w:t>
+            </w:r>
+          </w:p>
+        </w:tc>
+      </w:tr>
+    </w:tbl>
+    <w:p/>
+    <w:p>
+      <w:pPr>
+        <w:pStyle w:val="Heading3"/>
+      </w:pPr>
+      <w:r>
+        <w:t>Sector Leaders</w:t>
+      </w:r>
+    </w:p>
+    <w:tbl>
+      <w:tblPr>
+        <w:tblStyle w:val="LightGrid-Accent1"/>
+        <w:tblW w:type="auto" w:w="0"/>
+        <w:tblLook w:firstColumn="1" w:firstRow="1" w:lastColumn="0" w:lastRow="0" w:noHBand="0" w:noVBand="1" w:val="04A0"/>
+      </w:tblPr>
+      <w:tblGrid>
+        <w:gridCol w:w="1728"/>
+        <w:gridCol w:w="1728"/>
+        <w:gridCol w:w="1728"/>
+        <w:gridCol w:w="1728"/>
+        <w:gridCol w:w="1728"/>
+      </w:tblGrid>
+      <w:tr>
+        <w:tc>
+          <w:tcPr>
+            <w:tcW w:type="dxa" w:w="1728"/>
+          </w:tcPr>
+          <w:p>
+            <w:r>
+              <w:t>Rank</w:t>
+            </w:r>
+          </w:p>
+        </w:tc>
+        <w:tc>
+          <w:tcPr>
+            <w:tcW w:type="dxa" w:w="1728"/>
+          </w:tcPr>
+          <w:p>
+            <w:r>
+              <w:t>Sector</w:t>
+            </w:r>
+          </w:p>
+        </w:tc>
+        <w:tc>
+          <w:tcPr>
+            <w:tcW w:type="dxa" w:w="1728"/>
+          </w:tcPr>
+          <w:p>
+            <w:r>
+              <w:t>Implemented Rs Cr</w:t>
+            </w:r>
+          </w:p>
+        </w:tc>
+        <w:tc>
+          <w:tcPr>
+            <w:tcW w:type="dxa" w:w="1728"/>
+          </w:tcPr>
+          <w:p>
+            <w:r>
+              <w:t>Share Pct</w:t>
+            </w:r>
+          </w:p>
+        </w:tc>
+        <w:tc>
+          <w:tcPr>
+            <w:tcW w:type="dxa" w:w="1728"/>
+          </w:tcPr>
+          <w:p>
+            <w:r>
+              <w:t>Note</w:t>
+            </w:r>
+          </w:p>
+        </w:tc>
+      </w:tr>
+      <w:tr>
+        <w:tc>
+          <w:tcPr>
+            <w:tcW w:type="dxa" w:w="1728"/>
+          </w:tcPr>
+          <w:p>
+            <w:r>
+              <w:t>1</w:t>
+            </w:r>
+          </w:p>
+        </w:tc>
+        <w:tc>
+          <w:tcPr>
+            <w:tcW w:type="dxa" w:w="1728"/>
+          </w:tcPr>
+          <w:p>
+            <w:r>
+              <w:t>Metallurgical Industries</w:t>
+            </w:r>
+          </w:p>
+        </w:tc>
+        <w:tc>
+          <w:tcPr>
+            <w:tcW w:type="dxa" w:w="1728"/>
+          </w:tcPr>
+          <w:p>
+            <w:r>
+              <w:t>469693</w:t>
+            </w:r>
+          </w:p>
+        </w:tc>
+        <w:tc>
+          <w:tcPr>
+            <w:tcW w:type="dxa" w:w="1728"/>
+          </w:tcPr>
+          <w:p>
+            <w:r>
+              <w:t>24.1</w:t>
+            </w:r>
+          </w:p>
+        </w:tc>
+        <w:tc>
+          <w:tcPr>
+            <w:tcW w:type="dxa" w:w="1728"/>
+          </w:tcPr>
+          <w:p>
+            <w:r>
+              <w:t>Rs 2.09 lakh cr in 2025 alone; domestic-funded steel/metals</w:t>
+            </w:r>
+          </w:p>
+        </w:tc>
+      </w:tr>
+      <w:tr>
+        <w:tc>
+          <w:tcPr>
+            <w:tcW w:type="dxa" w:w="1728"/>
+          </w:tcPr>
+          <w:p>
+            <w:r>
+              <w:t>2</w:t>
+            </w:r>
+          </w:p>
+        </w:tc>
+        <w:tc>
+          <w:tcPr>
+            <w:tcW w:type="dxa" w:w="1728"/>
+          </w:tcPr>
+          <w:p>
+            <w:r>
+              <w:t>Chemicals (except fertilizers)</w:t>
+            </w:r>
+          </w:p>
+        </w:tc>
+        <w:tc>
+          <w:tcPr>
+            <w:tcW w:type="dxa" w:w="1728"/>
+          </w:tcPr>
+          <w:p>
+            <w:r>
+              <w:t>286230</w:t>
+            </w:r>
+          </w:p>
+        </w:tc>
+        <w:tc>
+          <w:tcPr>
+            <w:tcW w:type="dxa" w:w="1728"/>
+          </w:tcPr>
+          <w:p>
+            <w:r>
+              <w:t>14.7</w:t>
+            </w:r>
+          </w:p>
+        </w:tc>
+        <w:tc>
+          <w:tcPr>
+            <w:tcW w:type="dxa" w:w="1728"/>
+          </w:tcPr>
+          <w:p>
+            <w:r>
+              <w:t>The quiet giant -- #2 with NO PLI scheme</w:t>
+            </w:r>
+          </w:p>
+        </w:tc>
+      </w:tr>
+      <w:tr>
+        <w:tc>
+          <w:tcPr>
+            <w:tcW w:type="dxa" w:w="1728"/>
+          </w:tcPr>
+          <w:p>
+            <w:r>
+              <w:t>3</w:t>
+            </w:r>
+          </w:p>
+        </w:tc>
+        <w:tc>
+          <w:tcPr>
+            <w:tcW w:type="dxa" w:w="1728"/>
+          </w:tcPr>
+          <w:p>
+            <w:r>
+              <w:t>Electricals Equipment</w:t>
+            </w:r>
+          </w:p>
+        </w:tc>
+        <w:tc>
+          <w:tcPr>
+            <w:tcW w:type="dxa" w:w="1728"/>
+          </w:tcPr>
+          <w:p>
+            <w:r>
+              <w:t>189548</w:t>
+            </w:r>
+          </w:p>
+        </w:tc>
+        <w:tc>
+          <w:tcPr>
+            <w:tcW w:type="dxa" w:w="1728"/>
+          </w:tcPr>
+          <w:p>
+            <w:r>
+              <w:t>9.7</w:t>
+            </w:r>
+          </w:p>
+        </w:tc>
+        <w:tc>
+          <w:tcPr>
+            <w:tcW w:type="dxa" w:w="1728"/>
+          </w:tcPr>
+          <w:p>
+            <w:r>
+              <w:t>Electronics/white goods in 1951 taxonomy</w:t>
+            </w:r>
+          </w:p>
+        </w:tc>
+      </w:tr>
+      <w:tr>
+        <w:tc>
+          <w:tcPr>
+            <w:tcW w:type="dxa" w:w="1728"/>
+          </w:tcPr>
+          <w:p>
+            <w:r>
+              <w:t>4</w:t>
+            </w:r>
+          </w:p>
+        </w:tc>
+        <w:tc>
+          <w:tcPr>
+            <w:tcW w:type="dxa" w:w="1728"/>
+          </w:tcPr>
+          <w:p>
+            <w:r>
+              <w:t>Glass</w:t>
+            </w:r>
+          </w:p>
+        </w:tc>
+        <w:tc>
+          <w:tcPr>
+            <w:tcW w:type="dxa" w:w="1728"/>
+          </w:tcPr>
+          <w:p>
+            <w:r>
+              <w:t>131208</w:t>
+            </w:r>
+          </w:p>
+        </w:tc>
+        <w:tc>
+          <w:tcPr>
+            <w:tcW w:type="dxa" w:w="1728"/>
+          </w:tcPr>
+          <w:p>
+            <w:r>
+              <w:t>6.7</w:t>
+            </w:r>
+          </w:p>
+        </w:tc>
+        <w:tc>
+          <w:tcPr>
+            <w:tcW w:type="dxa" w:w="1728"/>
+          </w:tcPr>
+          <w:p>
+            <w:r>
+              <w:t>ANOMALY: Rs 1.22 lakh cr in one year (2024)</w:t>
+            </w:r>
+          </w:p>
+        </w:tc>
+      </w:tr>
+      <w:tr>
+        <w:tc>
+          <w:tcPr>
+            <w:tcW w:type="dxa" w:w="1728"/>
+          </w:tcPr>
+          <w:p>
+            <w:r>
+              <w:t>5</w:t>
+            </w:r>
+          </w:p>
+        </w:tc>
+        <w:tc>
+          <w:tcPr>
+            <w:tcW w:type="dxa" w:w="1728"/>
+          </w:tcPr>
+          <w:p>
+            <w:r>
+              <w:t>Food Processing</w:t>
+            </w:r>
+          </w:p>
+        </w:tc>
+        <w:tc>
+          <w:tcPr>
+            <w:tcW w:type="dxa" w:w="1728"/>
+          </w:tcPr>
+          <w:p>
+            <w:r>
+              <w:t>102893</w:t>
+            </w:r>
+          </w:p>
+        </w:tc>
+        <w:tc>
+          <w:tcPr>
+            <w:tcW w:type="dxa" w:w="1728"/>
+          </w:tcPr>
+          <w:p>
+            <w:r>
+              <w:t>5.3</w:t>
+            </w:r>
+          </w:p>
+        </w:tc>
+        <w:tc>
+          <w:tcPr>
+            <w:tcW w:type="dxa" w:w="1728"/>
+          </w:tcPr>
+          <w:p>
+            <w:r>
+              <w:t>Consistent riser</w:t>
+            </w:r>
+          </w:p>
+        </w:tc>
+      </w:tr>
+      <w:tr>
+        <w:tc>
+          <w:tcPr>
+            <w:tcW w:type="dxa" w:w="1728"/>
+          </w:tcPr>
+          <w:p>
+            <w:r>
+              <w:t>11</w:t>
+            </w:r>
+          </w:p>
+        </w:tc>
+        <w:tc>
+          <w:tcPr>
+            <w:tcW w:type="dxa" w:w="1728"/>
+          </w:tcPr>
+          <w:p>
+            <w:r>
+              <w:t>Drugs &amp; Pharmaceuticals</w:t>
+            </w:r>
+          </w:p>
+        </w:tc>
+        <w:tc>
+          <w:tcPr>
+            <w:tcW w:type="dxa" w:w="1728"/>
+          </w:tcPr>
+          <w:p>
+            <w:r>
+              <w:t>40109</w:t>
+            </w:r>
+          </w:p>
+        </w:tc>
+        <w:tc>
+          <w:tcPr>
+            <w:tcW w:type="dxa" w:w="1728"/>
+          </w:tcPr>
+          <w:p>
+            <w:r>
+              <w:t>2.1</w:t>
+            </w:r>
+          </w:p>
+        </w:tc>
+        <w:tc>
+          <w:tcPr>
+            <w:tcW w:type="dxa" w:w="1728"/>
+          </w:tcPr>
+          <w:p>
+            <w:r>
+              <w:t>2025 riser (5x from 2021) -- every pharma measure now points the same way</w:t>
+            </w:r>
+          </w:p>
+        </w:tc>
+      </w:tr>
+    </w:tbl>
+    <w:p/>
+    <w:p>
+      <w:pPr>
+        <w:pStyle w:val="Heading3"/>
+      </w:pPr>
+      <w:r>
+        <w:t>Caveats</w:t>
+      </w:r>
+    </w:p>
+    <w:p>
+      <w:r>
+        <w:t>No state-x-sector cross-tab published; conversion is a pipeline-affected flow ratio; Appendix V/VI headers disagree (Dec vs Nov 2025) while summing identically to Rs 5,83,096cr.</w:t>
       </w:r>
     </w:p>
     <w:sectPr>

--- a/reports/published/India_Trade_Master_Report_2026-07-19.docx
+++ b/reports/published/India_Trade_Master_Report_2026-07-19.docx
@@ -3212,7 +3212,7 @@
           </w:tcPr>
           <w:p>
             <w:r>
-              <w:t>A-</w:t>
+              <w:t>B</w:t>
             </w:r>
           </w:p>
         </w:tc>
@@ -3282,7 +3282,7 @@
           </w:tcPr>
           <w:p>
             <w:r>
-              <w:t>no separate figure published</w:t>
+              <w:t>~Rs 54.81cr (0.8%, Dec 2025, secondary-sourced; FY25 flow Rs 22cr) -- grade revised A- -&gt; B</w:t>
             </w:r>
           </w:p>
         </w:tc>
@@ -3304,7 +3304,7 @@
           </w:tcPr>
           <w:p>
             <w:r>
-              <w:t>B+</w:t>
+              <w:t>B</w:t>
             </w:r>
           </w:p>
         </w:tc>
@@ -3370,7 +3370,7 @@
           </w:tcPr>
           <w:p>
             <w:r>
-              <w:t>no PIB figure</w:t>
+              <w:t>Rs 157.15cr to 7 applicants (4.6%, Dec 2025, LS reply PRID 2239576) -- grade revised B+ -&gt; B</w:t>
             </w:r>
           </w:p>
         </w:tc>
@@ -3460,7 +3460,7 @@
           </w:tcPr>
           <w:p>
             <w:r>
-              <w:t>no PIB figure</w:t>
+              <w:t>~Rs 1,175cr budget actuals through FY25 (~9.6%); FY26 RE Rs 1,944cr; Rs 331.86cr to 18 cos per LS Dec 2024</w:t>
             </w:r>
           </w:p>
         </w:tc>
@@ -3662,7 +3662,7 @@
           </w:tcPr>
           <w:p>
             <w:r>
-              <w:t>C+</w:t>
+              <w:t>B-</w:t>
             </w:r>
           </w:p>
         </w:tc>
@@ -3730,7 +3730,7 @@
           </w:tcPr>
           <w:p>
             <w:r>
-              <w:t>no PIB figure</w:t>
+              <w:t>ZERO BY DESIGN (payable 1yr post-commissioning; ~30 GW modules + 10.5 GW cells commissioned; LS reply Mar 2026) -- grade revised C+ -&gt; B-</w:t>
             </w:r>
           </w:p>
         </w:tc>
@@ -4666,6 +4666,183 @@
       </w:pPr>
       <w:r>
         <w:t>Source: DPIIT Annual Report 2025-26, Appendices III-VI, Grand Total rows extracted from the PDF directly; a previously-generated derived workbook verified accurate on all 24 numbers with one footnote corrected (both parts run 'Up to Dec 2025').</w:t>
+      </w:r>
+    </w:p>
+    <w:p>
+      <w:pPr>
+        <w:pStyle w:val="Heading3"/>
+      </w:pPr>
+      <w:r>
+        <w:t>Fy2024 25 Flow Split Rs Cr</w:t>
+      </w:r>
+    </w:p>
+    <w:p>
+      <w:pPr>
+        <w:pStyle w:val="Heading4"/>
+      </w:pPr>
+      <w:r>
+        <w:t>Electronics</w:t>
+      </w:r>
+    </w:p>
+    <w:p>
+      <w:r>
+        <w:t>5732</w:t>
+      </w:r>
+    </w:p>
+    <w:p>
+      <w:pPr>
+        <w:pStyle w:val="Heading4"/>
+      </w:pPr>
+      <w:r>
+        <w:t>Pharmaceuticals</w:t>
+      </w:r>
+    </w:p>
+    <w:p>
+      <w:r>
+        <w:t>2328</w:t>
+      </w:r>
+    </w:p>
+    <w:p>
+      <w:pPr>
+        <w:pStyle w:val="Heading4"/>
+      </w:pPr>
+      <w:r>
+        <w:t>Telecom</w:t>
+      </w:r>
+    </w:p>
+    <w:p>
+      <w:r>
+        <w:t>840</w:t>
+      </w:r>
+    </w:p>
+    <w:p>
+      <w:pPr>
+        <w:pStyle w:val="Heading4"/>
+      </w:pPr>
+      <w:r>
+        <w:t>Food processing</w:t>
+      </w:r>
+    </w:p>
+    <w:p>
+      <w:r>
+        <w:t>448</w:t>
+      </w:r>
+    </w:p>
+    <w:p>
+      <w:pPr>
+        <w:pStyle w:val="Heading4"/>
+      </w:pPr>
+      <w:r>
+        <w:t>Automobiles</w:t>
+      </w:r>
+    </w:p>
+    <w:p>
+      <w:r>
+        <w:t>322</w:t>
+      </w:r>
+    </w:p>
+    <w:p>
+      <w:pPr>
+        <w:pStyle w:val="Heading4"/>
+      </w:pPr>
+      <w:r>
+        <w:t>White goods</w:t>
+      </w:r>
+    </w:p>
+    <w:p>
+      <w:r>
+        <w:t>210</w:t>
+      </w:r>
+    </w:p>
+    <w:p>
+      <w:pPr>
+        <w:pStyle w:val="Heading4"/>
+      </w:pPr>
+      <w:r>
+        <w:t>Medical devices</w:t>
+      </w:r>
+    </w:p>
+    <w:p>
+      <w:r>
+        <w:t>77</w:t>
+      </w:r>
+    </w:p>
+    <w:p>
+      <w:pPr>
+        <w:pStyle w:val="Heading4"/>
+      </w:pPr>
+      <w:r>
+        <w:t>Specialty steel</w:t>
+      </w:r>
+    </w:p>
+    <w:p>
+      <w:r>
+        <w:t>48</w:t>
+      </w:r>
+    </w:p>
+    <w:p>
+      <w:pPr>
+        <w:pStyle w:val="Heading4"/>
+      </w:pPr>
+      <w:r>
+        <w:t>Textiles</w:t>
+      </w:r>
+    </w:p>
+    <w:p>
+      <w:r>
+        <w:t>40</w:t>
+      </w:r>
+    </w:p>
+    <w:p>
+      <w:pPr>
+        <w:pStyle w:val="Heading4"/>
+      </w:pPr>
+      <w:r>
+        <w:t>Drones</w:t>
+      </w:r>
+    </w:p>
+    <w:p>
+      <w:r>
+        <w:t>35</w:t>
+      </w:r>
+    </w:p>
+    <w:p>
+      <w:pPr>
+        <w:pStyle w:val="Heading4"/>
+      </w:pPr>
+      <w:r>
+        <w:t>Bulk drugs</w:t>
+      </w:r>
+    </w:p>
+    <w:p>
+      <w:r>
+        <w:t>22</w:t>
+      </w:r>
+    </w:p>
+    <w:p>
+      <w:pPr>
+        <w:pStyle w:val="Heading4"/>
+      </w:pPr>
+      <w:r>
+        <w:t>Total</w:t>
+      </w:r>
+    </w:p>
+    <w:p>
+      <w:r>
+        <w:t>10114</w:t>
+      </w:r>
+    </w:p>
+    <w:p>
+      <w:pPr>
+        <w:pStyle w:val="Heading4"/>
+      </w:pPr>
+      <w:r>
+        <w:t>Source</w:t>
+      </w:r>
+    </w:p>
+    <w:p>
+      <w:r>
+        <w:t>Government data via PTI, 13 Jul 2025 -- the only per-scheme flow split found</w:t>
       </w:r>
     </w:p>
     <w:p>
@@ -6416,6 +6593,14 @@
       </w:pPr>
       <w:r>
         <w:t>PIB outlay inconsistency (Rs 1.97 vs 1.91 lakh cr) and DAHD/Cabinet AHIDF outlay discrepancy (Rs 29,110 vs 29,610cr): flagged, unreconciled.</w:t>
+      </w:r>
+    </w:p>
+    <w:p>
+      <w:pPr>
+        <w:pStyle w:val="ListBullet"/>
+      </w:pPr>
+      <w:r>
+        <w:t>Report-card grades revised on Mar-2026 Parliament answers: Bulk Drugs A--&gt;B, Medical Devices B+-&gt;B, Solar C+-&gt;B- (zero by design, 30 GW commissioned); Telecom payout evidence attached (~Rs 1,175cr through FY25).</w:t>
       </w:r>
     </w:p>
     <w:p>

--- a/reports/published/India_Trade_Master_Report_2026-07-19.docx
+++ b/reports/published/India_Trade_Master_Report_2026-07-19.docx
@@ -6698,6 +6698,14 @@
     </w:p>
     <w:p>
       <w:pPr>
+        <w:pStyle w:val="ListBullet"/>
+      </w:pPr>
+      <w:r>
+        <w:t>Re-pull the PARIVESH API; check flagship EC-status transitions (Dholera/Agratas ToR-&gt;EC; POSCO-JSW and RRPCL still absent?).</w:t>
+      </w:r>
+    </w:p>
+    <w:p>
+      <w:pPr>
         <w:pStyle w:val="Heading2"/>
       </w:pPr>
       <w:r>
@@ -7784,6 +7792,104 @@
     <w:p>
       <w:r>
         <w:t>No state-x-sector cross-tab published; conversion is a pipeline-affected flow ratio; Appendix V/VI headers disagree (Dec vs Nov 2025) while summing identically to Rs 5,83,096cr.</w:t>
+      </w:r>
+    </w:p>
+    <w:p>
+      <w:pPr>
+        <w:pStyle w:val="Heading2"/>
+      </w:pPr>
+      <w:r>
+        <w:t>Part 2c Ec Pipeline Parivesh</w:t>
+      </w:r>
+    </w:p>
+    <w:p>
+      <w:pPr>
+        <w:pStyle w:val="Heading3"/>
+      </w:pPr>
+      <w:r>
+        <w:t>Note</w:t>
+      </w:r>
+    </w:p>
+    <w:p>
+      <w:r>
+        <w:t>Gate 3 of the lifecycle: Environmental Clearance as the IEM A-to-B leading indicator, from PARIVESH 2.0's open JSON API (113,804 proposals, SEIAA included; industrial = IND-1/2/3; mining and auto-delisted excluded).</w:t>
+      </w:r>
+    </w:p>
+    <w:p>
+      <w:pPr>
+        <w:pStyle w:val="Heading3"/>
+      </w:pPr>
+      <w:r>
+        <w:t>Headlines</w:t>
+      </w:r>
+    </w:p>
+    <w:p>
+      <w:pPr>
+        <w:pStyle w:val="ListBullet"/>
+      </w:pPr>
+      <w:r>
+        <w:t>Gujarat: 1,049 industrial ECs granted (~31% of all-India) + 836 ToR-granted -- the deepest pipeline, predicting its 33.8% IEM implementation share continues.</w:t>
+      </w:r>
+    </w:p>
+    <w:p>
+      <w:pPr>
+        <w:pStyle w:val="ListBullet"/>
+      </w:pPr>
+      <w:r>
+        <w:t>Maharashtra: ToR (519) exceeds granted (390) -- the most forward-loaded state.</w:t>
+      </w:r>
+    </w:p>
+    <w:p>
+      <w:pPr>
+        <w:pStyle w:val="ListBullet"/>
+      </w:pPr>
+      <w:r>
+        <w:t>Grant flow accelerating: 198 (2023) -&gt; 734 (2024) -&gt; 1,102 (2025) -&gt; 579 (2026 YTD).</w:t>
+      </w:r>
+    </w:p>
+    <w:p>
+      <w:pPr>
+        <w:pStyle w:val="ListBullet"/>
+      </w:pPr>
+      <w:r>
+        <w:t>Sector corroboration: synthetic organic chemicals #1 (1,192 granted, Gujarat 56%), metallurgy #2 (641, multi-state), distilleries 504 (the ethanol wave).</w:t>
+      </w:r>
+    </w:p>
+    <w:p>
+      <w:pPr>
+        <w:pStyle w:val="ListBullet"/>
+      </w:pPr>
+      <w:r>
+        <w:t>Flagships: Dholera fab + Assam ATMP at ToR; Micron/Kaynes/Reliance-electrolyser EC-granted; all 3 Bulk Drug Parks + 3 PM MITRA parks cleared.</w:t>
+      </w:r>
+    </w:p>
+    <w:p>
+      <w:pPr>
+        <w:pStyle w:val="ListBullet"/>
+      </w:pPr>
+      <w:r>
+        <w:t>NEGATIVE FINDINGS: POSCO-JSW JV has no EC application; RRPCL entirely absent from the 2022+ register -- clearance-proof of 'stalled at MoU'.</w:t>
+      </w:r>
+    </w:p>
+    <w:p>
+      <w:pPr>
+        <w:pStyle w:val="ListBullet"/>
+      </w:pPr>
+      <w:r>
+        <w:t>Method: the open API (advanceSearchData) is the most refresh-friendly source in the stack -- one GET call; on the quarterly checklist.</w:t>
+      </w:r>
+    </w:p>
+    <w:p>
+      <w:pPr>
+        <w:pStyle w:val="Heading3"/>
+      </w:pPr>
+      <w:r>
+        <w:t>Filters</w:t>
+      </w:r>
+    </w:p>
+    <w:p>
+      <w:r>
+        <w:t>EC categories != IEM industries (electronics/battery plants have no EC category -- named-project search only); no bulk grant dates; one EC != one IEM-scale project; 2022+ submissions only.</w:t>
       </w:r>
     </w:p>
     <w:sectPr>
